--- a/templates/surat_perintah_plh.docx
+++ b/templates/surat_perintah_plh.docx
@@ -489,7 +489,7 @@
           <w:rFonts w:ascii="Bookman Old Style" w:hAnsi="Bookman Old Style" w:cs="Arial"/>
           <w:szCs w:val="28"/>
         </w:rPr>
-        <w:t xml:space="preserve"> ${nomor_surat}</w:t>
+        <w:t xml:space="preserve"> ${nomor_lengkap}</w:t>
       </w:r>
       <w:r>
         <w:rPr>

--- a/templates/surat_perintah_plh.docx
+++ b/templates/surat_perintah_plh.docx
@@ -489,7 +489,7 @@
           <w:rFonts w:ascii="Bookman Old Style" w:hAnsi="Bookman Old Style" w:cs="Arial"/>
           <w:szCs w:val="28"/>
         </w:rPr>
-        <w:t xml:space="preserve"> ${nomor_lengkap}</w:t>
+        <w:t xml:space="preserve"> ${nomor_lengkap_plh}</w:t>
       </w:r>
       <w:r>
         <w:rPr>
